--- a/视频/对照文本/10-文本.docx
+++ b/视频/对照文本/10-文本.docx
@@ -437,7 +437,7 @@
                 <w:color w:val="38BDF8"/>
                 <w:sz w:val="21"/>
               </w:rPr>
-              <w:t>悄悄地</w:t>
+              <w:t>小心低调地</w:t>
             </w:r>
             <w:r>
               <w:rPr>
@@ -470,6 +470,38 @@
         </w:tc>
       </w:tr>
     </w:tbl>
+    <w:p>
+      <w:pPr>
+        <w:jc w:val="center"/>
+      </w:pPr>
+      <w:r>
+        <w:rPr>
+          <w:rFonts w:ascii="Calibri" w:hAnsi="Calibri" w:eastAsia="微软雅黑"/>
+          <w:b w:val="0"/>
+          <w:color w:val="AAC4B6"/>
+          <w:sz w:val="20"/>
+        </w:rPr>
+        <w:t>（discreetly：表示并非不被别人看见，而是可能被别人看见了，</w:t>
+        <w:br/>
+        <w:t>但是并没有引起其他人的注意和警觉。）</w:t>
+        <w:br/>
+        <w:t>（大白天，一个穿着工作服的人，伪装成工作人员，像平时做保养一样，</w:t>
+        <w:br/>
+        <w:t>从容不迫、面无表情地把画摘下来，大摇大摆走出去，</w:t>
+        <w:br/>
+        <w:t>保安看见了也觉得“他在正常工作”。比如某些公司悄悄发布自己的产品。</w:t>
+        <w:br/>
+        <w:t>不仅仅是悄悄，而且整个过程要细致，生怕出错而引起其他人的注意。）</w:t>
+        <w:br/>
+        <w:t>（Pluck 的核心含义是：拔（毛、眉毛）、摘（花、果实）、拨（琴弦））</w:t>
+        <w:br/>
+        <w:t>（举重若轻的荒诞感：价值连城、被重重保护的世界第一名画，</w:t>
+        <w:br/>
+        <w:t>竟然像摘果子一样被轻而易举地“摘”了下来（plucked）。</w:t>
+        <w:br/>
+        <w:t>这就讽刺了当时卢浮宫安保的形同虚设。）</w:t>
+      </w:r>
+    </w:p>
     <w:p>
       <w:pPr>
         <w:spacing w:after="40"/>
@@ -1595,7 +1627,7 @@
                 <w:color w:val="5EEAD4"/>
                 <w:sz w:val="21"/>
               </w:rPr>
-              <w:t>凝视</w:t>
+              <w:t>盯着看/凝视</w:t>
             </w:r>
           </w:p>
         </w:tc>
@@ -1633,7 +1665,7 @@
                 <w:color w:val="FCA5A5"/>
                 <w:sz w:val="21"/>
               </w:rPr>
-              <w:t>空荡荡的</w:t>
+              <w:t>空着的</w:t>
             </w:r>
             <w:r>
               <w:rPr>
@@ -2058,6 +2090,18 @@
                 <w:sz w:val="21"/>
               </w:rPr>
               <w:t>拘押了</w:t>
+            </w:r>
+            <w:r>
+              <w:br/>
+            </w:r>
+            <w:r>
+              <w:rPr>
+                <w:rFonts w:ascii="Calibri" w:hAnsi="Calibri" w:eastAsia="微软雅黑"/>
+                <w:b/>
+                <w:color w:val="38BDF8"/>
+                <w:sz w:val="21"/>
+              </w:rPr>
+              <w:t>（被拘留、在羁押中）</w:t>
             </w:r>
           </w:p>
         </w:tc>
@@ -3074,7 +3118,7 @@
                 <w:color w:val="38BDF8"/>
                 <w:sz w:val="21"/>
               </w:rPr>
-              <w:t>无人盘问</w:t>
+              <w:t>未受阻拦的，畅通无阻的</w:t>
             </w:r>
             <w:r>
               <w:rPr>
@@ -3642,7 +3686,7 @@
                 <w:color w:val="FB923C"/>
                 <w:sz w:val="21"/>
               </w:rPr>
-              <w:t>箱子</w:t>
+              <w:t>大箱子</w:t>
             </w:r>
             <w:r>
               <w:rPr>
@@ -4778,7 +4822,31 @@
                 <w:color w:val="5EEAD4"/>
                 <w:sz w:val="21"/>
               </w:rPr>
-              <w:t>掠走了</w:t>
+              <w:t>掠夺了/掠走了</w:t>
+            </w:r>
+            <w:r>
+              <w:br/>
+            </w:r>
+            <w:r>
+              <w:rPr>
+                <w:rFonts w:ascii="Calibri" w:hAnsi="Calibri" w:eastAsia="微软雅黑"/>
+                <w:b/>
+                <w:color w:val="5EEAD4"/>
+                <w:sz w:val="21"/>
+              </w:rPr>
+              <w:t>（尤指战争和</w:t>
+            </w:r>
+            <w:r>
+              <w:br/>
+            </w:r>
+            <w:r>
+              <w:rPr>
+                <w:rFonts w:ascii="Calibri" w:hAnsi="Calibri" w:eastAsia="微软雅黑"/>
+                <w:b/>
+                <w:color w:val="5EEAD4"/>
+                <w:sz w:val="21"/>
+              </w:rPr>
+              <w:t>暴乱期间）</w:t>
             </w:r>
           </w:p>
         </w:tc>
@@ -5076,7 +5144,7 @@
                 <w:color w:val="FCA5A5"/>
                 <w:sz w:val="21"/>
               </w:rPr>
-              <w:t>随身带着</w:t>
+              <w:t>携/带着</w:t>
             </w:r>
             <w:r>
               <w:rPr>
@@ -5094,43 +5162,7 @@
                 <w:color w:val="AAC4B6"/>
                 <w:sz w:val="21"/>
               </w:rPr>
-              <w:t>这幅画</w:t>
-            </w:r>
-            <w:r>
-              <w:rPr>
-                <w:rFonts w:ascii="Calibri" w:hAnsi="Calibri" w:eastAsia="微软雅黑"/>
-                <w:b w:val="0"/>
-                <w:color w:val="AAC4B6"/>
-                <w:sz w:val="21"/>
-              </w:rPr>
-              <w:t xml:space="preserve"> </w:t>
-            </w:r>
-            <w:r>
-              <w:rPr>
-                <w:rFonts w:ascii="Calibri" w:hAnsi="Calibri" w:eastAsia="微软雅黑"/>
-                <w:b/>
-                <w:color w:val="FCA5A5"/>
-                <w:sz w:val="21"/>
-              </w:rPr>
-              <w:t>去了</w:t>
-            </w:r>
-            <w:r>
-              <w:rPr>
-                <w:rFonts w:ascii="Calibri" w:hAnsi="Calibri" w:eastAsia="微软雅黑"/>
-                <w:b w:val="0"/>
-                <w:color w:val="AAC4B6"/>
-                <w:sz w:val="21"/>
-              </w:rPr>
-              <w:t xml:space="preserve"> </w:t>
-            </w:r>
-            <w:r>
-              <w:rPr>
-                <w:rFonts w:ascii="Calibri" w:hAnsi="Calibri" w:eastAsia="微软雅黑"/>
-                <w:b w:val="0"/>
-                <w:color w:val="AAC4B6"/>
-                <w:sz w:val="21"/>
-              </w:rPr>
-              <w:t>法国。</w:t>
+              <w:t>这幅画去了法国。</w:t>
             </w:r>
           </w:p>
         </w:tc>
@@ -5375,7 +5407,7 @@
                 <w:color w:val="AAC4B6"/>
                 <w:sz w:val="21"/>
               </w:rPr>
-              <w:t>于1914年1月4日</w:t>
+              <w:t>于1914年1月4日在卢浮宫被</w:t>
             </w:r>
             <w:r>
               <w:rPr>
@@ -5393,7 +5425,7 @@
                 <w:color w:val="F472B6"/>
                 <w:sz w:val="21"/>
               </w:rPr>
-              <w:t>重回</w:t>
+              <w:t>放回原处</w:t>
             </w:r>
             <w:r>
               <w:rPr>
@@ -5402,16 +5434,7 @@
                 <w:color w:val="AAC4B6"/>
                 <w:sz w:val="21"/>
               </w:rPr>
-              <w:t xml:space="preserve"> </w:t>
-            </w:r>
-            <w:r>
-              <w:rPr>
-                <w:rFonts w:ascii="Calibri" w:hAnsi="Calibri" w:eastAsia="微软雅黑"/>
-                <w:b w:val="0"/>
-                <w:color w:val="AAC4B6"/>
-                <w:sz w:val="21"/>
-              </w:rPr>
-              <w:t>卢浮宫。</w:t>
+              <w:t>。</w:t>
             </w:r>
           </w:p>
         </w:tc>
@@ -5841,7 +5864,7 @@
                 <w:color w:val="AAC4B6"/>
                 <w:sz w:val="21"/>
               </w:rPr>
-              <w:t>约七个月。</w:t>
+              <w:t>大约才七个月。</w:t>
             </w:r>
           </w:p>
         </w:tc>
@@ -6085,7 +6108,7 @@
                 <w:color w:val="AAC4B6"/>
                 <w:sz w:val="21"/>
               </w:rPr>
-              <w:t>这幅画原本是众多</w:t>
+              <w:t>这起</w:t>
             </w:r>
             <w:r>
               <w:rPr>
@@ -6100,10 +6123,10 @@
               <w:rPr>
                 <w:rFonts w:ascii="Calibri" w:hAnsi="Calibri" w:eastAsia="微软雅黑"/>
                 <w:b/>
-                <w:color w:val="38BDF8"/>
+                <w:color w:val="FCA5A5"/>
                 <w:sz w:val="21"/>
               </w:rPr>
-              <w:t>备受推崇的</w:t>
+              <w:t>盗窃大案</w:t>
             </w:r>
             <w:r>
               <w:rPr>
@@ -6118,10 +6141,10 @@
               <w:rPr>
                 <w:rFonts w:ascii="Calibri" w:hAnsi="Calibri" w:eastAsia="微软雅黑"/>
                 <w:b/>
-                <w:color w:val="F472B6"/>
+                <w:color w:val="FBBF24"/>
                 <w:sz w:val="21"/>
               </w:rPr>
-              <w:t>珍品</w:t>
+              <w:t>把</w:t>
             </w:r>
             <w:r>
               <w:rPr>
@@ -6139,7 +6162,7 @@
                 <w:color w:val="AAC4B6"/>
                 <w:sz w:val="21"/>
               </w:rPr>
-              <w:t>之一，这起</w:t>
+              <w:t>这幅众多画作中</w:t>
             </w:r>
             <w:r>
               <w:rPr>
@@ -6154,10 +6177,10 @@
               <w:rPr>
                 <w:rFonts w:ascii="Calibri" w:hAnsi="Calibri" w:eastAsia="微软雅黑"/>
                 <w:b/>
-                <w:color w:val="FCA5A5"/>
+                <w:color w:val="38BDF8"/>
                 <w:sz w:val="21"/>
               </w:rPr>
-              <w:t>盗画案</w:t>
+              <w:t>备受推崇的</w:t>
             </w:r>
             <w:r>
               <w:rPr>
@@ -6171,20 +6194,11 @@
             <w:r>
               <w:rPr>
                 <w:rFonts w:ascii="Calibri" w:hAnsi="Calibri" w:eastAsia="微软雅黑"/>
-                <w:b w:val="0"/>
-                <w:color w:val="AAC4B6"/>
+                <w:b/>
+                <w:color w:val="F472B6"/>
                 <w:sz w:val="21"/>
               </w:rPr>
-              <w:t>把</w:t>
-            </w:r>
-            <w:r>
-              <w:rPr>
-                <w:rFonts w:ascii="Calibri" w:hAnsi="Calibri" w:eastAsia="微软雅黑"/>
-                <w:b w:val="0"/>
-                <w:color w:val="AAC4B6"/>
-                <w:sz w:val="21"/>
-              </w:rPr>
-              <w:t>它</w:t>
+              <w:t>珍品</w:t>
             </w:r>
           </w:p>
         </w:tc>
@@ -6223,7 +6237,7 @@
               <w:rPr>
                 <w:rFonts w:ascii="Calibri" w:hAnsi="Calibri" w:eastAsia="微软雅黑"/>
                 <w:b/>
-                <w:color w:val="BEF264"/>
+                <w:color w:val="FBBF24"/>
                 <w:sz w:val="26"/>
               </w:rPr>
               <w:t>to</w:t>
@@ -6282,11 +6296,11 @@
             <w:r>
               <w:rPr>
                 <w:rFonts w:ascii="Calibri" w:hAnsi="Calibri" w:eastAsia="微软雅黑"/>
-                <w:b w:val="0"/>
-                <w:color w:val="AAC4B6"/>
+                <w:b/>
+                <w:color w:val="FBBF24"/>
                 <w:sz w:val="21"/>
               </w:rPr>
-              <w:t>推上了</w:t>
+              <w:t>抬高到了</w:t>
             </w:r>
           </w:p>
         </w:tc>
@@ -6342,7 +6356,34 @@
                 <w:color w:val="AAC4B6"/>
                 <w:sz w:val="21"/>
               </w:rPr>
-              <w:t>画作的位置。</w:t>
+              <w:t>画作</w:t>
+            </w:r>
+            <w:r>
+              <w:rPr>
+                <w:rFonts w:ascii="Calibri" w:hAnsi="Calibri" w:eastAsia="微软雅黑"/>
+                <w:b w:val="0"/>
+                <w:color w:val="AAC4B6"/>
+                <w:sz w:val="21"/>
+              </w:rPr>
+              <w:t xml:space="preserve"> </w:t>
+            </w:r>
+            <w:r>
+              <w:rPr>
+                <w:rFonts w:ascii="Calibri" w:hAnsi="Calibri" w:eastAsia="微软雅黑"/>
+                <w:b/>
+                <w:color w:val="FBBF24"/>
+                <w:sz w:val="21"/>
+              </w:rPr>
+              <w:t>的地位</w:t>
+            </w:r>
+            <w:r>
+              <w:rPr>
+                <w:rFonts w:ascii="Calibri" w:hAnsi="Calibri" w:eastAsia="微软雅黑"/>
+                <w:b w:val="0"/>
+                <w:color w:val="AAC4B6"/>
+                <w:sz w:val="21"/>
+              </w:rPr>
+              <w:t>。</w:t>
             </w:r>
           </w:p>
         </w:tc>
@@ -6359,7 +6400,7 @@
           <w:color w:val="AAC4B6"/>
           <w:sz w:val="20"/>
         </w:rPr>
-        <w:t>（argue 后面省略了 that；elevate A to B：把A提升到B的位置；</w:t>
+        <w:t>（argue 后面省略了 that；elevate A to B：把A抬高到B的地位；</w:t>
         <w:br/>
         <w:t>one … among many：众多……之一）</w:t>
       </w:r>

--- a/视频/对照文本/10-文本.docx
+++ b/视频/对照文本/10-文本.docx
@@ -3118,7 +3118,7 @@
                 <w:color w:val="38BDF8"/>
                 <w:sz w:val="21"/>
               </w:rPr>
-              <w:t>未受阻拦的，畅通无阻的</w:t>
+              <w:t>畅通无阻（的）/未受阻拦（的）</w:t>
             </w:r>
             <w:r>
               <w:rPr>
@@ -4651,15 +4651,16 @@
         </w:tblBorders>
       </w:tblPr>
       <w:tblGrid>
-        <w:gridCol w:w="2635"/>
-        <w:gridCol w:w="2635"/>
-        <w:gridCol w:w="2635"/>
-        <w:gridCol w:w="2635"/>
+        <w:gridCol w:w="2108"/>
+        <w:gridCol w:w="2108"/>
+        <w:gridCol w:w="2108"/>
+        <w:gridCol w:w="2108"/>
+        <w:gridCol w:w="2108"/>
       </w:tblGrid>
       <w:tr>
         <w:tc>
           <w:tcPr>
-            <w:tcW w:type="dxa" w:w="2635"/>
+            <w:tcW w:type="dxa" w:w="2108"/>
           </w:tcPr>
           <w:p>
             <w:pPr>
@@ -4675,20 +4676,11 @@
               </w:rPr>
               <w:t>mistakenly</w:t>
             </w:r>
-            <w:r>
-              <w:rPr>
-                <w:rFonts w:ascii="Calibri" w:hAnsi="Calibri" w:eastAsia="微软雅黑"/>
-                <w:b w:val="0"/>
-                <w:color w:val="F0F7F2"/>
-                <w:sz w:val="26"/>
-              </w:rPr>
-              <w:t xml:space="preserve"> believing</w:t>
-            </w:r>
           </w:p>
         </w:tc>
         <w:tc>
           <w:tcPr>
-            <w:tcW w:type="dxa" w:w="2635"/>
+            <w:tcW w:type="dxa" w:w="2108"/>
           </w:tcPr>
           <w:p>
             <w:pPr>
@@ -4702,13 +4694,13 @@
                 <w:color w:val="F0F7F2"/>
                 <w:sz w:val="26"/>
               </w:rPr>
-              <w:t>Napoleon</w:t>
+              <w:t>believing</w:t>
             </w:r>
           </w:p>
         </w:tc>
         <w:tc>
           <w:tcPr>
-            <w:tcW w:type="dxa" w:w="2635"/>
+            <w:tcW w:type="dxa" w:w="2108"/>
           </w:tcPr>
           <w:p>
             <w:pPr>
@@ -4722,22 +4714,13 @@
                 <w:color w:val="F0F7F2"/>
                 <w:sz w:val="26"/>
               </w:rPr>
-              <w:t xml:space="preserve">had </w:t>
-            </w:r>
-            <w:r>
-              <w:rPr>
-                <w:rFonts w:ascii="Calibri" w:hAnsi="Calibri" w:eastAsia="微软雅黑"/>
-                <w:b/>
-                <w:color w:val="5EEAD4"/>
-                <w:sz w:val="26"/>
-              </w:rPr>
-              <w:t>looted</w:t>
+              <w:t>Napoleon</w:t>
             </w:r>
           </w:p>
         </w:tc>
         <w:tc>
           <w:tcPr>
-            <w:tcW w:type="dxa" w:w="2635"/>
+            <w:tcW w:type="dxa" w:w="2108"/>
           </w:tcPr>
           <w:p>
             <w:pPr>
@@ -4751,6 +4734,35 @@
                 <w:color w:val="F0F7F2"/>
                 <w:sz w:val="26"/>
               </w:rPr>
+              <w:t xml:space="preserve">had </w:t>
+            </w:r>
+            <w:r>
+              <w:rPr>
+                <w:rFonts w:ascii="Calibri" w:hAnsi="Calibri" w:eastAsia="微软雅黑"/>
+                <w:b/>
+                <w:color w:val="5EEAD4"/>
+                <w:sz w:val="26"/>
+              </w:rPr>
+              <w:t>looted</w:t>
+            </w:r>
+          </w:p>
+        </w:tc>
+        <w:tc>
+          <w:tcPr>
+            <w:tcW w:type="dxa" w:w="2108"/>
+          </w:tcPr>
+          <w:p>
+            <w:pPr>
+              <w:spacing w:after="0"/>
+              <w:jc w:val="center"/>
+            </w:pPr>
+            <w:r>
+              <w:rPr>
+                <w:rFonts w:ascii="Calibri" w:hAnsi="Calibri" w:eastAsia="微软雅黑"/>
+                <w:b w:val="0"/>
+                <w:color w:val="F0F7F2"/>
+                <w:sz w:val="26"/>
+              </w:rPr>
               <w:t>it.</w:t>
             </w:r>
           </w:p>
@@ -4759,7 +4771,7 @@
       <w:tr>
         <w:tc>
           <w:tcPr>
-            <w:tcW w:type="dxa" w:w="2635"/>
+            <w:tcW w:type="dxa" w:w="2108"/>
           </w:tcPr>
           <w:p>
             <w:pPr>
@@ -4782,13 +4794,25 @@
                 <w:color w:val="FB923C"/>
                 <w:sz w:val="21"/>
               </w:rPr>
-              <w:t>误以为</w:t>
+              <w:t>错误地</w:t>
+            </w:r>
+            <w:r>
+              <w:br/>
+            </w:r>
+            <w:r>
+              <w:rPr>
+                <w:rFonts w:ascii="Calibri" w:hAnsi="Calibri" w:eastAsia="微软雅黑"/>
+                <w:b/>
+                <w:color w:val="FB923C"/>
+                <w:sz w:val="21"/>
+              </w:rPr>
+              <w:t>（曲解意思）</w:t>
             </w:r>
           </w:p>
         </w:tc>
         <w:tc>
           <w:tcPr>
-            <w:tcW w:type="dxa" w:w="2635"/>
+            <w:tcW w:type="dxa" w:w="2108"/>
           </w:tcPr>
           <w:p>
             <w:pPr>
@@ -4802,13 +4826,13 @@
                 <w:color w:val="AAC4B6"/>
                 <w:sz w:val="21"/>
               </w:rPr>
-              <w:t>拿破仑</w:t>
+              <w:t>以为</w:t>
             </w:r>
           </w:p>
         </w:tc>
         <w:tc>
           <w:tcPr>
-            <w:tcW w:type="dxa" w:w="2635"/>
+            <w:tcW w:type="dxa" w:w="2108"/>
           </w:tcPr>
           <w:p>
             <w:pPr>
@@ -4818,41 +4842,61 @@
             <w:r>
               <w:rPr>
                 <w:rFonts w:ascii="Calibri" w:hAnsi="Calibri" w:eastAsia="微软雅黑"/>
-                <w:b/>
-                <w:color w:val="5EEAD4"/>
+                <w:b w:val="0"/>
+                <w:color w:val="AAC4B6"/>
                 <w:sz w:val="21"/>
               </w:rPr>
-              <w:t>掠夺了/掠走了</w:t>
-            </w:r>
-            <w:r>
-              <w:br/>
-            </w:r>
-            <w:r>
-              <w:rPr>
-                <w:rFonts w:ascii="Calibri" w:hAnsi="Calibri" w:eastAsia="微软雅黑"/>
-                <w:b/>
-                <w:color w:val="5EEAD4"/>
-                <w:sz w:val="21"/>
-              </w:rPr>
-              <w:t>（尤指战争和</w:t>
-            </w:r>
-            <w:r>
-              <w:br/>
-            </w:r>
-            <w:r>
-              <w:rPr>
-                <w:rFonts w:ascii="Calibri" w:hAnsi="Calibri" w:eastAsia="微软雅黑"/>
-                <w:b/>
-                <w:color w:val="5EEAD4"/>
-                <w:sz w:val="21"/>
-              </w:rPr>
-              <w:t>暴乱期间）</w:t>
+              <w:t>拿破仑</w:t>
             </w:r>
           </w:p>
         </w:tc>
         <w:tc>
           <w:tcPr>
-            <w:tcW w:type="dxa" w:w="2635"/>
+            <w:tcW w:type="dxa" w:w="2108"/>
+          </w:tcPr>
+          <w:p>
+            <w:pPr>
+              <w:spacing w:after="0"/>
+              <w:jc w:val="center"/>
+            </w:pPr>
+            <w:r>
+              <w:rPr>
+                <w:rFonts w:ascii="Calibri" w:hAnsi="Calibri" w:eastAsia="微软雅黑"/>
+                <w:b/>
+                <w:color w:val="5EEAD4"/>
+                <w:sz w:val="21"/>
+              </w:rPr>
+              <w:t>掠夺了/掠走了</w:t>
+            </w:r>
+            <w:r>
+              <w:br/>
+            </w:r>
+            <w:r>
+              <w:rPr>
+                <w:rFonts w:ascii="Calibri" w:hAnsi="Calibri" w:eastAsia="微软雅黑"/>
+                <w:b/>
+                <w:color w:val="5EEAD4"/>
+                <w:sz w:val="21"/>
+              </w:rPr>
+              <w:t>（尤指战争和</w:t>
+            </w:r>
+            <w:r>
+              <w:br/>
+            </w:r>
+            <w:r>
+              <w:rPr>
+                <w:rFonts w:ascii="Calibri" w:hAnsi="Calibri" w:eastAsia="微软雅黑"/>
+                <w:b/>
+                <w:color w:val="5EEAD4"/>
+                <w:sz w:val="21"/>
+              </w:rPr>
+              <w:t>暴乱期间）</w:t>
+            </w:r>
+          </w:p>
+        </w:tc>
+        <w:tc>
+          <w:tcPr>
+            <w:tcW w:type="dxa" w:w="2108"/>
           </w:tcPr>
           <w:p>
             <w:pPr>
@@ -6677,6 +6721,28 @@
         </w:tc>
       </w:tr>
     </w:tbl>
+    <w:p>
+      <w:pPr>
+        <w:jc w:val="center"/>
+      </w:pPr>
+      <w:r>
+        <w:rPr>
+          <w:rFonts w:ascii="Calibri" w:hAnsi="Calibri" w:eastAsia="微软雅黑"/>
+          <w:b w:val="0"/>
+          <w:color w:val="AAC4B6"/>
+          <w:sz w:val="20"/>
+        </w:rPr>
+        <w:t>（历史背景：1911年《蒙娜丽莎》被盗后，</w:t>
+        <w:br/>
+        <w:t>卢浮宫原本挂画的那面墙上只剩下几个钉子（即 bare wall）。</w:t>
+        <w:br/>
+        <w:t>在画作失窃的两年里，无数人慕名来到卢浮宫，</w:t>
+        <w:br/>
+        <w:t>专门去看那面空荡荡的墙，这反而极大地激发了公众的好奇心，</w:t>
+        <w:br/>
+        <w:t>将其推上了“世界第一名画”的神坛。）</w:t>
+      </w:r>
+    </w:p>
     <w:p>
       <w:pPr>
         <w:spacing w:after="40"/>

--- a/视频/对照文本/10-文本.docx
+++ b/视频/对照文本/10-文本.docx
@@ -6659,7 +6659,7 @@
                 <w:color w:val="AAC4B6"/>
                 <w:sz w:val="21"/>
               </w:rPr>
-              <w:t>始于</w:t>
+              <w:t>（不过）始于</w:t>
             </w:r>
           </w:p>
         </w:tc>
